--- a/docs/user-manuals/CipherContact - Manager User Manual.docx
+++ b/docs/user-manuals/CipherContact - Manager User Manual.docx
@@ -2435,6 +2435,18 @@
       </w:r>
     </w:p>
     <w:p>
+      <w:pPr/>
+      <w:r>
+        <w:rPr>
+          <w:b/>
+        </w:rPr>
+        <w:t xml:space="preserve">Important  </w:t>
+      </w:r>
+      <w:r>
+        <w:t>A new Draft campaign with no outcomes configured yet can adopt the locked standard seven-outcome set instead of adding outcomes one at a time. On Disposition set, select Use the standard call outcomes instead, optionally adjust the No Answer and Unavailable retry delays (5 minutes to 7 days), and CipherContact locks the remaining labels, stable codes, and behavior – they cannot be individually edited afterward. Launch is blocked and explains why if the policy becomes invalid before then.</w:t>
+      </w:r>
+    </w:p>
+    <w:p>
       <w:pPr>
         <w:pStyle w:val="Heading2"/>
       </w:pPr>
@@ -2694,6 +2706,34 @@
       </w:r>
       <w:r>
         <w:t>When the approved record is secured and no in-system copy is needed, select Delete data now and accept that deletion cannot be undone.</w:t>
+      </w:r>
+    </w:p>
+    <w:p>
+      <w:pPr>
+        <w:pStyle w:val="CCStep"/>
+      </w:pPr>
+      <w:r>
+        <w:rPr>
+          <w:b/>
+        </w:rPr>
+        <w:t xml:space="preserve">7.  Resolve numbers awaiting review  </w:t>
+      </w:r>
+      <w:r>
+        <w:t>Open the campaign's Review link (shown with a count on the campaign page) for any number that reached its attempt limit without a final outcome. Each row shows a masked reference, last outcome, and attempt count – never a phone number.</w:t>
+      </w:r>
+    </w:p>
+    <w:p>
+      <w:pPr>
+        <w:pStyle w:val="CCStep"/>
+      </w:pPr>
+      <w:r>
+        <w:rPr>
+          <w:b/>
+        </w:rPr>
+        <w:t xml:space="preserve">8.  Choose the right review action  </w:t>
+      </w:r>
+      <w:r>
+        <w:t>Try again later schedules one more shared-pool attempt at a time you set, without raising the limit. Allow more attempts raises the ceiling and returns the number to the shared pool immediately. Close after repeated attempts ends it using the last recorded outcome and requires a reason – use it only when further attempts are not worthwhile.</w:t>
       </w:r>
     </w:p>
     <w:p>
